--- a/1С_Предприятие/практика 4.docx
+++ b/1С_Предприятие/практика 4.docx
@@ -769,11 +769,21 @@
       <w:r>
         <w:rPr>
           <w:rFonts w:ascii="Times New Roman" w:eastAsiaTheme="majorEastAsia" w:hAnsi="Times New Roman" w:cs="Times New Roman"/>
+          <w:b/>
           <w:i/>
           <w:sz w:val="28"/>
           <w:szCs w:val="28"/>
         </w:rPr>
-        <w:t xml:space="preserve">Дополнительно: добавьте </w:t>
+        <w:t>Дополнительно:</w:t>
+      </w:r>
+      <w:r>
+        <w:rPr>
+          <w:rFonts w:ascii="Times New Roman" w:eastAsiaTheme="majorEastAsia" w:hAnsi="Times New Roman" w:cs="Times New Roman"/>
+          <w:i/>
+          <w:sz w:val="28"/>
+          <w:szCs w:val="28"/>
+        </w:rPr>
+        <w:t xml:space="preserve"> добавьте </w:t>
       </w:r>
       <w:r>
         <w:rPr>

--- a/1С_Предприятие/практика 4.docx
+++ b/1С_Предприятие/практика 4.docx
@@ -1059,9 +1059,9 @@
         <w:lastRenderedPageBreak/>
         <w:drawing>
           <wp:inline distT="0" distB="0" distL="0" distR="0">
-            <wp:extent cx="5940425" cy="3312205"/>
-            <wp:effectExtent l="19050" t="0" r="3175" b="0"/>
-            <wp:docPr id="4" name="Рисунок 4"/>
+            <wp:extent cx="5939663" cy="3321100"/>
+            <wp:effectExtent l="19050" t="0" r="3937" b="0"/>
+            <wp:docPr id="1" name="Рисунок 1"/>
             <wp:cNvGraphicFramePr>
               <a:graphicFrameLocks xmlns:a="http://schemas.openxmlformats.org/drawingml/2006/main" noChangeAspect="1"/>
             </wp:cNvGraphicFramePr>
@@ -1069,14 +1069,14 @@
               <a:graphicData uri="http://schemas.openxmlformats.org/drawingml/2006/picture">
                 <pic:pic xmlns:pic="http://schemas.openxmlformats.org/drawingml/2006/picture">
                   <pic:nvPicPr>
-                    <pic:cNvPr id="0" name="Picture 4"/>
+                    <pic:cNvPr id="0" name="Picture 1"/>
                     <pic:cNvPicPr>
                       <a:picLocks noChangeAspect="1" noChangeArrowheads="1"/>
                     </pic:cNvPicPr>
                   </pic:nvPicPr>
                   <pic:blipFill>
                     <a:blip r:embed="rId5"/>
-                    <a:srcRect/>
+                    <a:srcRect b="25452"/>
                     <a:stretch>
                       <a:fillRect/>
                     </a:stretch>
@@ -1084,7 +1084,7 @@
                   <pic:spPr bwMode="auto">
                     <a:xfrm>
                       <a:off x="0" y="0"/>
-                      <a:ext cx="5940425" cy="3312205"/>
+                      <a:ext cx="5939663" cy="3321100"/>
                     </a:xfrm>
                     <a:prstGeom prst="rect">
                       <a:avLst/>

--- a/1С_Предприятие/практика 4.docx
+++ b/1С_Предприятие/практика 4.docx
@@ -981,11 +981,12 @@
       <w:r>
         <w:rPr>
           <w:rFonts w:ascii="Times New Roman" w:eastAsiaTheme="majorEastAsia" w:hAnsi="Times New Roman" w:cs="Times New Roman"/>
-          <w:bCs/>
-          <w:sz w:val="28"/>
-          <w:szCs w:val="28"/>
-        </w:rPr>
-        <w:t>7)</w:t>
+          <w:b/>
+          <w:i/>
+          <w:sz w:val="28"/>
+          <w:szCs w:val="28"/>
+        </w:rPr>
+        <w:t>Дополнительно:</w:t>
       </w:r>
       <w:r>
         <w:rPr>
